--- a/manuscript/word/highlights.docx
+++ b/manuscript/word/highlights.docx
@@ -11,7 +11,25 @@
         </w:numPr>
       </w:pPr>
       <w:r>
-        <w:t>Dream content can be tracked over time on social media</w:t>
+        <w:t xml:space="preserve">Social media posts </w:t>
+      </w:r>
+      <w:r>
+        <w:t>were</w:t>
+      </w:r>
+      <w:r>
+        <w:t xml:space="preserve"> used to track </w:t>
+      </w:r>
+      <w:r>
+        <w:t>the</w:t>
+      </w:r>
+      <w:r>
+        <w:t xml:space="preserve"> content and frequency </w:t>
+      </w:r>
+      <w:r>
+        <w:t>of dreams over</w:t>
+      </w:r>
+      <w:r>
+        <w:t xml:space="preserve"> time</w:t>
       </w:r>
     </w:p>
     <w:p>
@@ -23,7 +41,7 @@
         </w:numPr>
       </w:pPr>
       <w:r>
-        <w:t xml:space="preserve">Dysphoric dreaming increased after the World Health Organization declared COVID-19 a global pandemic. </w:t>
+        <w:t>Dreams shared on Reddit were more dysphoric following a global pandemic declaration</w:t>
       </w:r>
     </w:p>
     <w:p>
@@ -35,7 +53,16 @@
         </w:numPr>
       </w:pPr>
       <w:r>
-        <w:t>Rises in COVID-19 media coverage predicted rises in dysphoric dreaming.</w:t>
+        <w:t xml:space="preserve">Rises in COVID-19 </w:t>
+      </w:r>
+      <w:r>
+        <w:t>news</w:t>
+      </w:r>
+      <w:r>
+        <w:t xml:space="preserve"> </w:t>
+      </w:r>
+      <w:r>
+        <w:t>coverage predicted rises in dysphoric dreaming</w:t>
       </w:r>
     </w:p>
     <w:sectPr>
@@ -1090,6 +1117,7 @@
   <w:style w:type="character" w:default="1" w:styleId="DefaultParagraphFont">
     <w:name w:val="Default Paragraph Font"/>
     <w:uiPriority w:val="1"/>
+    <w:semiHidden/>
     <w:unhideWhenUsed/>
   </w:style>
   <w:style w:type="table" w:default="1" w:styleId="TableNormal">
@@ -2176,6 +2204,14 @@
     <w:pPr>
       <w:ind w:left="720"/>
       <w:contextualSpacing/>
+    </w:pPr>
+  </w:style>
+  <w:style w:type="paragraph" w:styleId="Revision">
+    <w:name w:val="Revision"/>
+    <w:hidden/>
+    <w:rsid w:val="00BE3F2D"/>
+    <w:pPr>
+      <w:spacing w:after="0" w:line="240" w:lineRule="auto"/>
     </w:pPr>
   </w:style>
 </w:styles>
